--- a/docs/entregas/TP1-Summate.docx
+++ b/docs/entregas/TP1-Summate.docx
@@ -1,6 +1,6 @@
 
 <file path=word/document.xml><?xml version="1.0" encoding="utf-8"?>
-<w:document xmlns:wpc="http://schemas.microsoft.com/office/word/2010/wordprocessingCanvas" xmlns:cx="http://schemas.microsoft.com/office/drawing/2014/chartex" xmlns:cx1="http://schemas.microsoft.com/office/drawing/2015/9/8/chartex" xmlns:cx2="http://schemas.microsoft.com/office/drawing/2015/10/21/chartex" xmlns:cx3="http://schemas.microsoft.com/office/drawing/2016/5/9/chartex" xmlns:cx4="http://schemas.microsoft.com/office/drawing/2016/5/10/chartex" xmlns:cx5="http://schemas.microsoft.com/office/drawing/2016/5/11/chartex" xmlns:cx6="http://schemas.microsoft.com/office/drawing/2016/5/12/chartex" xmlns:cx7="http://schemas.microsoft.com/office/drawing/2016/5/13/chartex" xmlns:cx8="http://schemas.microsoft.com/office/drawing/2016/5/14/chartex" xmlns:mc="http://schemas.openxmlformats.org/markup-compatibility/2006" xmlns:aink="http://schemas.microsoft.com/office/drawing/2016/ink" xmlns:am3d="http://schemas.microsoft.com/office/drawing/2017/model3d" xmlns:o="urn:schemas-microsoft-com:office:office" xmlns:oel="http://schemas.microsoft.com/office/2019/extlst" xmlns:r="http://schemas.openxmlformats.org/officeDocument/2006/relationships" xmlns:m="http://schemas.openxmlformats.org/officeDocument/2006/math" xmlns:v="urn:schemas-microsoft-com:vml" xmlns:wp14="http://schemas.microsoft.com/office/word/2010/wordprocessingDrawing" xmlns:wp="http://schemas.openxmlformats.org/drawingml/2006/wordprocessingDrawing" xmlns:w10="urn:schemas-microsoft-com:office:word" xmlns:w="http://schemas.openxmlformats.org/wordprocessingml/2006/main" xmlns:w14="http://schemas.microsoft.com/office/word/2010/wordml" xmlns:w15="http://schemas.microsoft.com/office/word/2012/wordml" xmlns:w16cei="http://schemas.microsoft.com/office/word/2026/wordml/cei" xmlns:w16cex="http://schemas.microsoft.com/office/word/2018/wordml/cex" xmlns:w16cid="http://schemas.microsoft.com/office/word/2016/wordml/cid" xmlns:w16="http://schemas.microsoft.com/office/word/2018/wordml" xmlns:w16du="http://schemas.microsoft.com/office/word/2023/wordml/word16du" xmlns:w16sdtdh="http://schemas.microsoft.com/office/word/2020/wordml/sdtdatahash" xmlns:w16sdtfl="http://schemas.microsoft.com/office/word/2024/wordml/sdtformatlock" xmlns:w16se="http://schemas.microsoft.com/office/word/2015/wordml/symex" xmlns:wpg="http://schemas.microsoft.com/office/word/2010/wordprocessingGroup" xmlns:wpi="http://schemas.microsoft.com/office/word/2010/wordprocessingInk" xmlns:wne="http://schemas.microsoft.com/office/word/2006/wordml" xmlns:wps="http://schemas.microsoft.com/office/word/2010/wordprocessingShape" mc:Ignorable="w14 w15 w16se w16cid w16 w16cex w16sdtdh w16sdtfl w16du wp14">
+<w:document xmlns:wpc="http://schemas.microsoft.com/office/word/2010/wordprocessingCanvas" xmlns:cx="http://schemas.microsoft.com/office/drawing/2014/chartex" xmlns:cx1="http://schemas.microsoft.com/office/drawing/2015/9/8/chartex" xmlns:cx2="http://schemas.microsoft.com/office/drawing/2015/10/21/chartex" xmlns:cx3="http://schemas.microsoft.com/office/drawing/2016/5/9/chartex" xmlns:cx4="http://schemas.microsoft.com/office/drawing/2016/5/10/chartex" xmlns:cx5="http://schemas.microsoft.com/office/drawing/2016/5/11/chartex" xmlns:cx6="http://schemas.microsoft.com/office/drawing/2016/5/12/chartex" xmlns:cx7="http://schemas.microsoft.com/office/drawing/2016/5/13/chartex" xmlns:cx8="http://schemas.microsoft.com/office/drawing/2016/5/14/chartex" xmlns:mc="http://schemas.openxmlformats.org/markup-compatibility/2006" xmlns:aink="http://schemas.microsoft.com/office/drawing/2016/ink" xmlns:am3d="http://schemas.microsoft.com/office/drawing/2017/model3d" xmlns:o="urn:schemas-microsoft-com:office:office" xmlns:oel="http://schemas.microsoft.com/office/2019/extlst" xmlns:r="http://schemas.openxmlformats.org/officeDocument/2006/relationships" xmlns:m="http://schemas.openxmlformats.org/officeDocument/2006/math" xmlns:v="urn:schemas-microsoft-com:vml" xmlns:wp14="http://schemas.microsoft.com/office/word/2010/wordprocessingDrawing" xmlns:wp="http://schemas.openxmlformats.org/drawingml/2006/wordprocessingDrawing" xmlns:w10="urn:schemas-microsoft-com:office:word" xmlns:w="http://schemas.openxmlformats.org/wordprocessingml/2006/main" xmlns:w14="http://schemas.microsoft.com/office/word/2010/wordml" xmlns:w15="http://schemas.microsoft.com/office/word/2012/wordml" xmlns:w16cex="http://schemas.microsoft.com/office/word/2018/wordml/cex" xmlns:w16cid="http://schemas.microsoft.com/office/word/2016/wordml/cid" xmlns:w16="http://schemas.microsoft.com/office/word/2018/wordml" xmlns:w16du="http://schemas.microsoft.com/office/word/2023/wordml/word16du" xmlns:w16sdtdh="http://schemas.microsoft.com/office/word/2020/wordml/sdtdatahash" xmlns:w16sdtfl="http://schemas.microsoft.com/office/word/2024/wordml/sdtformatlock" xmlns:w16se="http://schemas.microsoft.com/office/word/2015/wordml/symex" xmlns:wpg="http://schemas.microsoft.com/office/word/2010/wordprocessingGroup" xmlns:wpi="http://schemas.microsoft.com/office/word/2010/wordprocessingInk" xmlns:wne="http://schemas.microsoft.com/office/word/2006/wordml" xmlns:wps="http://schemas.microsoft.com/office/word/2010/wordprocessingShape" mc:Ignorable="w14 w15 w16se w16cid w16 w16cex w16sdtdh w16sdtfl w16du wp14">
   <w:body>
     <w:p>
       <w:pPr>
@@ -1244,7 +1244,7 @@
           <w:r>
             <w:fldChar w:fldCharType="separate"/>
           </w:r>
-          <w:hyperlink w:anchor="_Toc238322772" w:history="1">
+          <w:hyperlink w:anchor="_Toc238516991" w:history="1">
             <w:r>
               <w:rPr>
                 <w:rStyle w:val="Hipervnculo"/>
@@ -1273,7 +1273,7 @@
                 <w:noProof/>
                 <w:webHidden/>
               </w:rPr>
-              <w:instrText xml:space="preserve"> PAGEREF _Toc238322772 \h </w:instrText>
+              <w:instrText xml:space="preserve"> PAGEREF _Toc238516991 \h </w:instrText>
             </w:r>
             <w:r>
               <w:rPr>
@@ -1318,7 +1318,7 @@
               <w14:ligatures w14:val="standardContextual"/>
             </w:rPr>
           </w:pPr>
-          <w:hyperlink w:anchor="_Toc238322773" w:history="1">
+          <w:hyperlink w:anchor="_Toc238516992" w:history="1">
             <w:r>
               <w:rPr>
                 <w:rStyle w:val="Hipervnculo"/>
@@ -1346,7 +1346,7 @@
                 <w:noProof/>
                 <w:webHidden/>
               </w:rPr>
-              <w:instrText xml:space="preserve"> PAGEREF _Toc238322773 \h </w:instrText>
+              <w:instrText xml:space="preserve"> PAGEREF _Toc238516992 \h </w:instrText>
             </w:r>
             <w:r>
               <w:rPr>
@@ -1391,7 +1391,7 @@
               <w14:ligatures w14:val="standardContextual"/>
             </w:rPr>
           </w:pPr>
-          <w:hyperlink w:anchor="_Toc238322774" w:history="1">
+          <w:hyperlink w:anchor="_Toc238516993" w:history="1">
             <w:r>
               <w:rPr>
                 <w:rStyle w:val="Hipervnculo"/>
@@ -1419,7 +1419,7 @@
                 <w:noProof/>
                 <w:webHidden/>
               </w:rPr>
-              <w:instrText xml:space="preserve"> PAGEREF _Toc238322774 \h </w:instrText>
+              <w:instrText xml:space="preserve"> PAGEREF _Toc238516993 \h </w:instrText>
             </w:r>
             <w:r>
               <w:rPr>
@@ -1465,7 +1465,7 @@
               <w14:ligatures w14:val="standardContextual"/>
             </w:rPr>
           </w:pPr>
-          <w:hyperlink w:anchor="_Toc238322775" w:history="1">
+          <w:hyperlink w:anchor="_Toc238516994" w:history="1">
             <w:r>
               <w:rPr>
                 <w:rStyle w:val="Hipervnculo"/>
@@ -1494,7 +1494,7 @@
                 <w:noProof/>
                 <w:webHidden/>
               </w:rPr>
-              <w:instrText xml:space="preserve"> PAGEREF _Toc238322775 \h </w:instrText>
+              <w:instrText xml:space="preserve"> PAGEREF _Toc238516994 \h </w:instrText>
             </w:r>
             <w:r>
               <w:rPr>
@@ -1539,7 +1539,7 @@
               <w14:ligatures w14:val="standardContextual"/>
             </w:rPr>
           </w:pPr>
-          <w:hyperlink w:anchor="_Toc238322776" w:history="1">
+          <w:hyperlink w:anchor="_Toc238516995" w:history="1">
             <w:r>
               <w:rPr>
                 <w:rStyle w:val="Hipervnculo"/>
@@ -1567,7 +1567,7 @@
                 <w:noProof/>
                 <w:webHidden/>
               </w:rPr>
-              <w:instrText xml:space="preserve"> PAGEREF _Toc238322776 \h </w:instrText>
+              <w:instrText xml:space="preserve"> PAGEREF _Toc238516995 \h </w:instrText>
             </w:r>
             <w:r>
               <w:rPr>
@@ -1612,7 +1612,7 @@
               <w14:ligatures w14:val="standardContextual"/>
             </w:rPr>
           </w:pPr>
-          <w:hyperlink w:anchor="_Toc238322777" w:history="1">
+          <w:hyperlink w:anchor="_Toc238516996" w:history="1">
             <w:r>
               <w:rPr>
                 <w:rStyle w:val="Hipervnculo"/>
@@ -1640,7 +1640,7 @@
                 <w:noProof/>
                 <w:webHidden/>
               </w:rPr>
-              <w:instrText xml:space="preserve"> PAGEREF _Toc238322777 \h </w:instrText>
+              <w:instrText xml:space="preserve"> PAGEREF _Toc238516996 \h </w:instrText>
             </w:r>
             <w:r>
               <w:rPr>
@@ -1685,7 +1685,7 @@
               <w14:ligatures w14:val="standardContextual"/>
             </w:rPr>
           </w:pPr>
-          <w:hyperlink w:anchor="_Toc238322778" w:history="1">
+          <w:hyperlink w:anchor="_Toc238516997" w:history="1">
             <w:r>
               <w:rPr>
                 <w:rStyle w:val="Hipervnculo"/>
@@ -1713,7 +1713,7 @@
                 <w:noProof/>
                 <w:webHidden/>
               </w:rPr>
-              <w:instrText xml:space="preserve"> PAGEREF _Toc238322778 \h </w:instrText>
+              <w:instrText xml:space="preserve"> PAGEREF _Toc238516997 \h </w:instrText>
             </w:r>
             <w:r>
               <w:rPr>
@@ -1758,7 +1758,7 @@
               <w14:ligatures w14:val="standardContextual"/>
             </w:rPr>
           </w:pPr>
-          <w:hyperlink w:anchor="_Toc238322779" w:history="1">
+          <w:hyperlink w:anchor="_Toc238516998" w:history="1">
             <w:r>
               <w:rPr>
                 <w:rStyle w:val="Hipervnculo"/>
@@ -1786,7 +1786,7 @@
                 <w:noProof/>
                 <w:webHidden/>
               </w:rPr>
-              <w:instrText xml:space="preserve"> PAGEREF _Toc238322779 \h </w:instrText>
+              <w:instrText xml:space="preserve"> PAGEREF _Toc238516998 \h </w:instrText>
             </w:r>
             <w:r>
               <w:rPr>
@@ -1807,6 +1807,227 @@
                 <w:webHidden/>
               </w:rPr>
               <w:t>6</w:t>
+            </w:r>
+            <w:r>
+              <w:rPr>
+                <w:noProof/>
+                <w:webHidden/>
+              </w:rPr>
+              <w:fldChar w:fldCharType="end"/>
+            </w:r>
+          </w:hyperlink>
+        </w:p>
+        <w:p>
+          <w:pPr>
+            <w:pStyle w:val="TDC1"/>
+            <w:rPr>
+              <w:rFonts w:asciiTheme="minorHAnsi" w:hAnsiTheme="minorHAnsi"/>
+              <w:b w:val="0"/>
+              <w:noProof/>
+              <w:color w:val="auto"/>
+              <w:kern w:val="2"/>
+              <w:sz w:val="24"/>
+              <w:szCs w:val="24"/>
+              <w:lang w:val="es-AR" w:eastAsia="es-AR"/>
+              <w14:ligatures w14:val="standardContextual"/>
+            </w:rPr>
+          </w:pPr>
+          <w:hyperlink w:anchor="_Toc238516999" w:history="1">
+            <w:r>
+              <w:rPr>
+                <w:rStyle w:val="Hipervnculo"/>
+                <w:noProof/>
+                <w:lang w:val="es-AR"/>
+              </w:rPr>
+              <w:t>Identificar los grupos de usuarios</w:t>
+            </w:r>
+            <w:r>
+              <w:rPr>
+                <w:noProof/>
+                <w:webHidden/>
+              </w:rPr>
+              <w:tab/>
+            </w:r>
+            <w:r>
+              <w:rPr>
+                <w:noProof/>
+                <w:webHidden/>
+              </w:rPr>
+              <w:fldChar w:fldCharType="begin"/>
+            </w:r>
+            <w:r>
+              <w:rPr>
+                <w:noProof/>
+                <w:webHidden/>
+              </w:rPr>
+              <w:instrText xml:space="preserve"> PAGEREF _Toc238516999 \h </w:instrText>
+            </w:r>
+            <w:r>
+              <w:rPr>
+                <w:noProof/>
+                <w:webHidden/>
+              </w:rPr>
+            </w:r>
+            <w:r>
+              <w:rPr>
+                <w:noProof/>
+                <w:webHidden/>
+              </w:rPr>
+              <w:fldChar w:fldCharType="separate"/>
+            </w:r>
+            <w:r>
+              <w:rPr>
+                <w:noProof/>
+                <w:webHidden/>
+              </w:rPr>
+              <w:t>6</w:t>
+            </w:r>
+            <w:r>
+              <w:rPr>
+                <w:noProof/>
+                <w:webHidden/>
+              </w:rPr>
+              <w:fldChar w:fldCharType="end"/>
+            </w:r>
+          </w:hyperlink>
+        </w:p>
+        <w:p>
+          <w:pPr>
+            <w:pStyle w:val="TDC2"/>
+            <w:rPr>
+              <w:rFonts w:asciiTheme="minorHAnsi" w:hAnsiTheme="minorHAnsi"/>
+              <w:noProof/>
+              <w:color w:val="auto"/>
+              <w:kern w:val="2"/>
+              <w:sz w:val="24"/>
+              <w:szCs w:val="24"/>
+              <w:lang w:val="es-AR" w:eastAsia="es-AR"/>
+              <w14:ligatures w14:val="standardContextual"/>
+            </w:rPr>
+          </w:pPr>
+          <w:hyperlink w:anchor="_Toc238517000" w:history="1">
+            <w:r>
+              <w:rPr>
+                <w:rStyle w:val="Hipervnculo"/>
+                <w:noProof/>
+                <w:lang w:val="es-AR"/>
+              </w:rPr>
+              <w:t>Grupo de usuarios primario</w:t>
+            </w:r>
+            <w:r>
+              <w:rPr>
+                <w:noProof/>
+                <w:webHidden/>
+              </w:rPr>
+              <w:tab/>
+            </w:r>
+            <w:r>
+              <w:rPr>
+                <w:noProof/>
+                <w:webHidden/>
+              </w:rPr>
+              <w:fldChar w:fldCharType="begin"/>
+            </w:r>
+            <w:r>
+              <w:rPr>
+                <w:noProof/>
+                <w:webHidden/>
+              </w:rPr>
+              <w:instrText xml:space="preserve"> PAGEREF _Toc238517000 \h </w:instrText>
+            </w:r>
+            <w:r>
+              <w:rPr>
+                <w:noProof/>
+                <w:webHidden/>
+              </w:rPr>
+            </w:r>
+            <w:r>
+              <w:rPr>
+                <w:noProof/>
+                <w:webHidden/>
+              </w:rPr>
+              <w:fldChar w:fldCharType="separate"/>
+            </w:r>
+            <w:r>
+              <w:rPr>
+                <w:noProof/>
+                <w:webHidden/>
+              </w:rPr>
+              <w:t>6</w:t>
+            </w:r>
+            <w:r>
+              <w:rPr>
+                <w:noProof/>
+                <w:webHidden/>
+              </w:rPr>
+              <w:fldChar w:fldCharType="end"/>
+            </w:r>
+          </w:hyperlink>
+        </w:p>
+        <w:p>
+          <w:pPr>
+            <w:pStyle w:val="TDC1"/>
+            <w:rPr>
+              <w:rFonts w:asciiTheme="minorHAnsi" w:hAnsiTheme="minorHAnsi"/>
+              <w:b w:val="0"/>
+              <w:noProof/>
+              <w:color w:val="auto"/>
+              <w:kern w:val="2"/>
+              <w:sz w:val="24"/>
+              <w:szCs w:val="24"/>
+              <w:lang w:val="es-AR" w:eastAsia="es-AR"/>
+              <w14:ligatures w14:val="standardContextual"/>
+            </w:rPr>
+          </w:pPr>
+          <w:hyperlink w:anchor="_Toc238517001" w:history="1">
+            <w:r>
+              <w:rPr>
+                <w:rStyle w:val="Hipervnculo"/>
+                <w:noProof/>
+                <w:lang w:val="es-AR"/>
+              </w:rPr>
+              <w:t>Los supuestos</w:t>
+            </w:r>
+            <w:r>
+              <w:rPr>
+                <w:noProof/>
+                <w:webHidden/>
+              </w:rPr>
+              <w:tab/>
+            </w:r>
+            <w:r>
+              <w:rPr>
+                <w:noProof/>
+                <w:webHidden/>
+              </w:rPr>
+              <w:fldChar w:fldCharType="begin"/>
+            </w:r>
+            <w:r>
+              <w:rPr>
+                <w:noProof/>
+                <w:webHidden/>
+              </w:rPr>
+              <w:instrText xml:space="preserve"> PAGEREF _Toc238517001 \h </w:instrText>
+            </w:r>
+            <w:r>
+              <w:rPr>
+                <w:noProof/>
+                <w:webHidden/>
+              </w:rPr>
+            </w:r>
+            <w:r>
+              <w:rPr>
+                <w:noProof/>
+                <w:webHidden/>
+              </w:rPr>
+              <w:fldChar w:fldCharType="separate"/>
+            </w:r>
+            <w:r>
+              <w:rPr>
+                <w:noProof/>
+                <w:webHidden/>
+              </w:rPr>
+              <w:t>7</w:t>
             </w:r>
             <w:r>
               <w:rPr>
@@ -1858,7 +2079,7 @@
           <w:lang w:val="es-AR"/>
         </w:rPr>
       </w:pPr>
-      <w:bookmarkStart w:id="0" w:name="_Toc238322772"/>
+      <w:bookmarkStart w:id="0" w:name="_Toc238516991"/>
       <w:r>
         <w:rPr>
           <w:rFonts w:ascii="Arial" w:hAnsi="Arial" w:cs="Arial"/>
@@ -1878,7 +2099,7 @@
           <w:lang w:val="es-AR"/>
         </w:rPr>
       </w:pPr>
-      <w:bookmarkStart w:id="1" w:name="_Toc238322773"/>
+      <w:bookmarkStart w:id="1" w:name="_Toc238516992"/>
       <w:r>
         <w:rPr>
           <w:rFonts w:ascii="Arial" w:hAnsi="Arial"/>
@@ -2017,7 +2238,7 @@
           <w:lang w:val="es-AR"/>
         </w:rPr>
       </w:pPr>
-      <w:bookmarkStart w:id="2" w:name="_Toc238322774"/>
+      <w:bookmarkStart w:id="2" w:name="_Toc238516993"/>
       <w:r>
         <w:rPr>
           <w:rFonts w:ascii="Arial" w:hAnsi="Arial"/>
@@ -2991,7 +3212,7 @@
           <w:lang w:val="es-AR"/>
         </w:rPr>
       </w:pPr>
-      <w:bookmarkStart w:id="3" w:name="_Toc238322775"/>
+      <w:bookmarkStart w:id="3" w:name="_Toc238516994"/>
       <w:r>
         <w:rPr>
           <w:rFonts w:ascii="Arial" w:hAnsi="Arial" w:cs="Arial"/>
@@ -3038,7 +3259,7 @@
           <w:lang w:val="es-AR"/>
         </w:rPr>
       </w:pPr>
-      <w:bookmarkStart w:id="4" w:name="_Toc238322776"/>
+      <w:bookmarkStart w:id="4" w:name="_Toc238516995"/>
       <w:r>
         <w:rPr>
           <w:rFonts w:ascii="Arial" w:hAnsi="Arial"/>
@@ -3083,7 +3304,7 @@
           <w:lang w:val="es-AR"/>
         </w:rPr>
       </w:pPr>
-      <w:bookmarkStart w:id="5" w:name="_Toc238322777"/>
+      <w:bookmarkStart w:id="5" w:name="_Toc238516996"/>
       <w:r>
         <w:rPr>
           <w:rFonts w:ascii="Arial" w:hAnsi="Arial"/>
@@ -3157,7 +3378,7 @@
           <w:lang w:val="es-AR"/>
         </w:rPr>
       </w:pPr>
-      <w:bookmarkStart w:id="6" w:name="_Toc238322778"/>
+      <w:bookmarkStart w:id="6" w:name="_Toc238516997"/>
       <w:r>
         <w:rPr>
           <w:rFonts w:ascii="Arial" w:hAnsi="Arial"/>
@@ -3334,7 +3555,7 @@
           <w:lang w:val="es-AR"/>
         </w:rPr>
       </w:pPr>
-      <w:bookmarkStart w:id="7" w:name="_Toc238322779"/>
+      <w:bookmarkStart w:id="7" w:name="_Toc238516998"/>
       <w:r>
         <w:rPr>
           <w:rFonts w:ascii="Arial" w:hAnsi="Arial"/>
@@ -3421,6 +3642,492 @@
         <w:t>la ruta a las condiciones reales del momento, sin requerir sensores propios ni utilizar la ubicación GPS del usuario.</w:t>
       </w:r>
     </w:p>
+    <w:p>
+      <w:pPr>
+        <w:pStyle w:val="Ttulo1"/>
+        <w:rPr>
+          <w:lang w:val="es-AR"/>
+        </w:rPr>
+      </w:pPr>
+      <w:bookmarkStart w:id="8" w:name="_Toc238516999"/>
+      <w:r>
+        <w:rPr>
+          <w:lang w:val="es-AR"/>
+        </w:rPr>
+        <w:t>Identificar los grupos de usuarios</w:t>
+      </w:r>
+      <w:bookmarkEnd w:id="8"/>
+    </w:p>
+    <w:p>
+      <w:pPr>
+        <w:spacing w:after="140"/>
+        <w:jc w:val="both"/>
+        <w:rPr>
+          <w:lang w:val="es-AR"/>
+        </w:rPr>
+      </w:pPr>
+      <w:r>
+        <w:rPr>
+          <w:color w:val="111111"/>
+          <w:lang w:val="es-AR"/>
+        </w:rPr>
+        <w:t>El producto tendrá dos grupos de usuarios principales:</w:t>
+      </w:r>
+    </w:p>
+    <w:p>
+      <w:pPr>
+        <w:pStyle w:val="Listaconvietas"/>
+        <w:keepLines/>
+        <w:jc w:val="both"/>
+        <w:rPr>
+          <w:lang w:val="es-AR"/>
+        </w:rPr>
+      </w:pPr>
+      <w:r>
+        <w:rPr>
+          <w:b/>
+          <w:color w:val="111111"/>
+          <w:lang w:val="es-AR"/>
+        </w:rPr>
+        <w:t xml:space="preserve">Navegante: </w:t>
+      </w:r>
+      <w:r>
+        <w:rPr>
+          <w:color w:val="111111"/>
+          <w:lang w:val="es-AR"/>
+        </w:rPr>
+        <w:t>está compuesto por alumnos que necesitan orientarse dentro del campus, especialmente ingresantes y estudiantes de primer año que aún no conocen bien la ubicación de las aulas y los recorridos disponibles. Se relacionan directamente con el problema porque deben desplazarse desde un punto de partida hasta el aula o sector que desean. Los motivaría a usar la aplicación la posibilidad de obtener una ruta clara y actualizada, llegar a destino con mayor rapidez y evitar depender de indicaciones de terceros.</w:t>
+      </w:r>
+    </w:p>
+    <w:p>
+      <w:pPr>
+        <w:pStyle w:val="Listaconvietas"/>
+        <w:keepLines/>
+        <w:jc w:val="both"/>
+        <w:rPr>
+          <w:lang w:val="es-AR"/>
+        </w:rPr>
+      </w:pPr>
+      <w:r>
+        <w:rPr>
+          <w:b/>
+          <w:color w:val="111111"/>
+          <w:lang w:val="es-AR"/>
+        </w:rPr>
+        <w:t xml:space="preserve">Administrador: </w:t>
+      </w:r>
+      <w:r>
+        <w:rPr>
+          <w:color w:val="111111"/>
+          <w:lang w:val="es-AR"/>
+        </w:rPr>
+        <w:t>es la persona autorizada para configurar el mapa del campus y mantener actualizada la disponibilidad de sus recorridos. Su relación con el problema consiste en registrar cierres, refacciones u otras situaciones que impidan circular por determinados tramos. Lo motivaría a usar el producto la posibilidad de habilitar o deshabilitar esos tramos de forma sencilla, para que las rutas calculadas sean válidas y no dirijan a los alumnos por sectores no disponibles.</w:t>
+      </w:r>
+    </w:p>
+    <w:p>
+      <w:pPr>
+        <w:pStyle w:val="Preguntanumerada"/>
+        <w:keepLines w:val="0"/>
+        <w:spacing w:before="240" w:line="240" w:lineRule="auto"/>
+        <w:rPr>
+          <w:lang w:val="es-AR"/>
+        </w:rPr>
+      </w:pPr>
+      <w:bookmarkStart w:id="9" w:name="_Toc238517000"/>
+      <w:r>
+        <w:rPr>
+          <w:rFonts w:ascii="Arial" w:hAnsi="Arial"/>
+          <w:lang w:val="es-AR"/>
+        </w:rPr>
+        <w:t>Grupo de usuarios primario</w:t>
+      </w:r>
+      <w:bookmarkEnd w:id="9"/>
+    </w:p>
+    <w:p>
+      <w:pPr>
+        <w:spacing w:after="140"/>
+        <w:jc w:val="both"/>
+        <w:rPr>
+          <w:color w:val="111111"/>
+          <w:lang w:val="es-AR"/>
+        </w:rPr>
+      </w:pPr>
+      <w:r>
+        <w:rPr>
+          <w:color w:val="111111"/>
+          <w:lang w:val="es-AR"/>
+        </w:rPr>
+        <w:t xml:space="preserve">El grupo de usuarios primario será Navegante, con foco en los ingresantes y estudiantes de primer año que conforman el segmento elegido. Lo seleccionamos porque es el grupo que experimenta de manera directa y frecuente la dificultad de orientarse en el campus y el principal beneficiario de la propuesta. La utilidad del producto dependerá, ante todo, de que estos alumnos puedan elegir un punto de partida y encontrar una ruta comprensible y confiable hasta el aula o sector deseado. </w:t>
+      </w:r>
+    </w:p>
+    <w:p>
+      <w:pPr>
+        <w:spacing w:after="200" w:line="276" w:lineRule="auto"/>
+        <w:rPr>
+          <w:color w:val="111111"/>
+          <w:lang w:val="es-AR"/>
+        </w:rPr>
+      </w:pPr>
+      <w:r>
+        <w:rPr>
+          <w:color w:val="111111"/>
+          <w:lang w:val="es-AR"/>
+        </w:rPr>
+        <w:br w:type="page"/>
+      </w:r>
+    </w:p>
+    <w:p>
+      <w:pPr>
+        <w:pStyle w:val="Ttulo1"/>
+        <w:rPr>
+          <w:lang w:val="es-AR"/>
+        </w:rPr>
+      </w:pPr>
+      <w:bookmarkStart w:id="10" w:name="_Toc238517001"/>
+      <w:r>
+        <w:rPr>
+          <w:lang w:val="es-AR"/>
+        </w:rPr>
+        <w:lastRenderedPageBreak/>
+        <w:t>Los supuestos</w:t>
+      </w:r>
+      <w:bookmarkEnd w:id="10"/>
+    </w:p>
+    <w:p>
+      <w:pPr>
+        <w:pStyle w:val="Listaconvietas"/>
+        <w:keepLines/>
+        <w:jc w:val="both"/>
+        <w:rPr>
+          <w:lang w:val="es-AR"/>
+        </w:rPr>
+      </w:pPr>
+      <w:r>
+        <w:rPr>
+          <w:b/>
+          <w:lang w:val="es-AR"/>
+        </w:rPr>
+        <w:t xml:space="preserve">Supuesto 1 </w:t>
+      </w:r>
+      <w:r>
+        <w:rPr>
+          <w:b/>
+          <w:lang w:val="es-AR"/>
+        </w:rPr>
+        <w:t>(</w:t>
+      </w:r>
+      <w:r>
+        <w:rPr>
+          <w:b/>
+          <w:lang w:val="es-AR"/>
+        </w:rPr>
+        <w:t>crítico</w:t>
+      </w:r>
+      <w:r>
+        <w:rPr>
+          <w:b/>
+          <w:lang w:val="es-AR"/>
+        </w:rPr>
+        <w:t>)</w:t>
+      </w:r>
+      <w:r>
+        <w:rPr>
+          <w:b/>
+          <w:lang w:val="es-AR"/>
+        </w:rPr>
+        <w:t>:</w:t>
+      </w:r>
+      <w:r>
+        <w:rPr>
+          <w:b/>
+          <w:lang w:val="es-AR"/>
+        </w:rPr>
+        <w:t xml:space="preserve"> </w:t>
+      </w:r>
+      <w:r>
+        <w:rPr>
+          <w:lang w:val="es-AR"/>
+        </w:rPr>
+        <w:t xml:space="preserve">Asumimos que los ingresantes y estudiantes de primer año tienen dificultades para encontrar aulas, dependencias y servicios durante sus primeras semanas en la UNLaM. </w:t>
+      </w:r>
+      <w:r>
+        <w:rPr>
+          <w:b/>
+          <w:lang w:val="es-AR"/>
+        </w:rPr>
+        <w:t xml:space="preserve">Evidencia: </w:t>
+      </w:r>
+      <w:r>
+        <w:rPr>
+          <w:lang w:val="es-AR"/>
+        </w:rPr>
+        <w:t>Se comprobaría mediante entrevistas a U1, U2 y U3 y una prueba de recorrido en la que relaten o evidencien desorientación, demoras, pedidos de indicaciones o recorridos equivocados.</w:t>
+      </w:r>
+    </w:p>
+    <w:p>
+      <w:pPr>
+        <w:pStyle w:val="Listaconvietas"/>
+        <w:keepLines/>
+        <w:jc w:val="both"/>
+        <w:rPr>
+          <w:lang w:val="es-AR"/>
+        </w:rPr>
+      </w:pPr>
+      <w:r>
+        <w:rPr>
+          <w:b/>
+          <w:lang w:val="es-AR"/>
+        </w:rPr>
+        <w:t>Supuesto 2</w:t>
+      </w:r>
+      <w:r>
+        <w:rPr>
+          <w:b/>
+          <w:lang w:val="es-AR"/>
+        </w:rPr>
+        <w:t>:</w:t>
+      </w:r>
+      <w:r>
+        <w:rPr>
+          <w:b/>
+          <w:lang w:val="es-AR"/>
+        </w:rPr>
+        <w:t xml:space="preserve"> </w:t>
+      </w:r>
+      <w:r>
+        <w:rPr>
+          <w:lang w:val="es-AR"/>
+        </w:rPr>
+        <w:t xml:space="preserve">Asumimos que una ruta </w:t>
+      </w:r>
+      <w:r>
+        <w:rPr>
+          <w:lang w:val="es-AR"/>
+        </w:rPr>
+        <w:t>dibujada</w:t>
+      </w:r>
+      <w:r>
+        <w:rPr>
+          <w:lang w:val="es-AR"/>
+        </w:rPr>
+        <w:t xml:space="preserve"> resulta más útil para este grupo que consultar solamente un mapa estático del campus. </w:t>
+      </w:r>
+      <w:r>
+        <w:rPr>
+          <w:b/>
+          <w:lang w:val="es-AR"/>
+        </w:rPr>
+        <w:t xml:space="preserve">Evidencia: </w:t>
+      </w:r>
+      <w:r>
+        <w:rPr>
+          <w:lang w:val="es-AR"/>
+        </w:rPr>
+        <w:t xml:space="preserve">Se comprobaría </w:t>
+      </w:r>
+      <w:r>
+        <w:rPr>
+          <w:lang w:val="es-AR"/>
+        </w:rPr>
+        <w:t>ofreciendo</w:t>
+      </w:r>
+      <w:r>
+        <w:rPr>
+          <w:lang w:val="es-AR"/>
+        </w:rPr>
+        <w:t xml:space="preserve"> ambas alternativas en una prueba y registrando cuál </w:t>
+      </w:r>
+      <w:r>
+        <w:rPr>
+          <w:lang w:val="es-AR"/>
+        </w:rPr>
+        <w:t>es más usada</w:t>
+      </w:r>
+      <w:r>
+        <w:rPr>
+          <w:lang w:val="es-AR"/>
+        </w:rPr>
+        <w:t>.</w:t>
+      </w:r>
+    </w:p>
+    <w:p>
+      <w:pPr>
+        <w:pStyle w:val="Listaconvietas"/>
+        <w:keepLines/>
+        <w:jc w:val="both"/>
+        <w:rPr>
+          <w:lang w:val="es-AR"/>
+        </w:rPr>
+      </w:pPr>
+      <w:r>
+        <w:rPr>
+          <w:b/>
+          <w:lang w:val="es-AR"/>
+        </w:rPr>
+        <w:t xml:space="preserve">Supuesto </w:t>
+      </w:r>
+      <w:r>
+        <w:rPr>
+          <w:b/>
+          <w:lang w:val="es-AR"/>
+        </w:rPr>
+        <w:t>3</w:t>
+      </w:r>
+      <w:r>
+        <w:rPr>
+          <w:b/>
+          <w:lang w:val="es-AR"/>
+        </w:rPr>
+        <w:t>:</w:t>
+      </w:r>
+      <w:r>
+        <w:rPr>
+          <w:b/>
+          <w:lang w:val="es-AR"/>
+        </w:rPr>
+        <w:t xml:space="preserve"> </w:t>
+      </w:r>
+      <w:r>
+        <w:rPr>
+          <w:lang w:val="es-AR"/>
+        </w:rPr>
+        <w:t xml:space="preserve">Asumimos que la mayoría de los usuarios del segmento lleva un teléfono celular con acceso a Internet mientras se desplaza por el campus. </w:t>
+      </w:r>
+      <w:r>
+        <w:rPr>
+          <w:b/>
+          <w:lang w:val="es-AR"/>
+        </w:rPr>
+        <w:t xml:space="preserve">Evidencia: </w:t>
+      </w:r>
+      <w:r>
+        <w:rPr>
+          <w:lang w:val="es-AR"/>
+        </w:rPr>
+        <w:t>Se comprobaría preguntando a U1, U2 y U3 qué dispositivo usan habitualmente y verificando en los recorridos de prueba que puedan abrir la aplicación web y consultar una ruta en el momento.</w:t>
+      </w:r>
+    </w:p>
+    <w:p>
+      <w:pPr>
+        <w:pStyle w:val="Listaconvietas"/>
+        <w:keepLines/>
+        <w:jc w:val="both"/>
+        <w:rPr>
+          <w:lang w:val="es-AR"/>
+        </w:rPr>
+      </w:pPr>
+      <w:r>
+        <w:rPr>
+          <w:b/>
+          <w:lang w:val="es-AR"/>
+        </w:rPr>
+        <w:t xml:space="preserve">Supuesto </w:t>
+      </w:r>
+      <w:r>
+        <w:rPr>
+          <w:b/>
+          <w:lang w:val="es-AR"/>
+        </w:rPr>
+        <w:t>4</w:t>
+      </w:r>
+      <w:r>
+        <w:rPr>
+          <w:b/>
+          <w:lang w:val="es-AR"/>
+        </w:rPr>
+        <w:t>:</w:t>
+      </w:r>
+      <w:r>
+        <w:rPr>
+          <w:b/>
+          <w:lang w:val="es-AR"/>
+        </w:rPr>
+        <w:t xml:space="preserve"> </w:t>
+      </w:r>
+      <w:r>
+        <w:rPr>
+          <w:lang w:val="es-AR"/>
+        </w:rPr>
+        <w:t xml:space="preserve">Asumimos que los cierres temporales de pasillos o accesos pueden volver incorrecta una ruta conocida y necesitan reflejarse en la aplicación. </w:t>
+      </w:r>
+      <w:r>
+        <w:rPr>
+          <w:b/>
+          <w:lang w:val="es-AR"/>
+        </w:rPr>
+        <w:t xml:space="preserve">Evidencia: </w:t>
+      </w:r>
+      <w:r>
+        <w:rPr>
+          <w:lang w:val="es-AR"/>
+        </w:rPr>
+        <w:t>Se comprobaría relevando cierres o desvíos ocurridos en el campus y consultando a usuarios y personal si esas situaciones generan recorridos fallidos o pedidos de indicaciones.</w:t>
+      </w:r>
+    </w:p>
+    <w:p>
+      <w:pPr>
+        <w:pStyle w:val="Listaconvietas"/>
+        <w:keepLines/>
+        <w:jc w:val="both"/>
+        <w:rPr>
+          <w:lang w:val="es-AR"/>
+        </w:rPr>
+      </w:pPr>
+      <w:r>
+        <w:rPr>
+          <w:b/>
+          <w:lang w:val="es-AR"/>
+        </w:rPr>
+        <w:t xml:space="preserve">Supuesto </w:t>
+      </w:r>
+      <w:r>
+        <w:rPr>
+          <w:b/>
+          <w:lang w:val="es-AR"/>
+        </w:rPr>
+        <w:t>5:</w:t>
+      </w:r>
+      <w:r>
+        <w:rPr>
+          <w:b/>
+          <w:lang w:val="es-AR"/>
+        </w:rPr>
+        <w:t xml:space="preserve"> </w:t>
+      </w:r>
+      <w:r>
+        <w:rPr>
+          <w:lang w:val="es-AR"/>
+        </w:rPr>
+        <w:t xml:space="preserve">Asumimos que, cuando llueve, los usuarios prefieren una ruta </w:t>
+      </w:r>
+      <w:proofErr w:type="gramStart"/>
+      <w:r>
+        <w:rPr>
+          <w:lang w:val="es-AR"/>
+        </w:rPr>
+        <w:t>interior</w:t>
+      </w:r>
+      <w:proofErr w:type="gramEnd"/>
+      <w:r>
+        <w:rPr>
+          <w:lang w:val="es-AR"/>
+        </w:rPr>
+        <w:t xml:space="preserve"> aunque sea más larga que el recorrido exterior más corto. </w:t>
+      </w:r>
+      <w:r>
+        <w:rPr>
+          <w:b/>
+          <w:lang w:val="es-AR"/>
+        </w:rPr>
+        <w:t xml:space="preserve">Evidencia: </w:t>
+      </w:r>
+      <w:r>
+        <w:rPr>
+          <w:lang w:val="es-AR"/>
+        </w:rPr>
+        <w:t>Se comprobaría presentando a U1, U2 y U3 ambos recorridos en un escenario de lluvia y registrando su elección y el motivo; luego se contrastaría el comportamiento en una prueba realizada con lluvia real.</w:t>
+      </w:r>
+    </w:p>
     <w:sectPr>
       <w:headerReference w:type="default" r:id="rId15"/>
       <w:footerReference w:type="default" r:id="rId16"/>
@@ -3434,7 +4141,7 @@
 </file>
 
 <file path=word/endnotes.xml><?xml version="1.0" encoding="utf-8"?>
-<w:endnotes xmlns:wpc="http://schemas.microsoft.com/office/word/2010/wordprocessingCanvas" xmlns:cx="http://schemas.microsoft.com/office/drawing/2014/chartex" xmlns:cx1="http://schemas.microsoft.com/office/drawing/2015/9/8/chartex" xmlns:cx2="http://schemas.microsoft.com/office/drawing/2015/10/21/chartex" xmlns:cx3="http://schemas.microsoft.com/office/drawing/2016/5/9/chartex" xmlns:cx4="http://schemas.microsoft.com/office/drawing/2016/5/10/chartex" xmlns:cx5="http://schemas.microsoft.com/office/drawing/2016/5/11/chartex" xmlns:cx6="http://schemas.microsoft.com/office/drawing/2016/5/12/chartex" xmlns:cx7="http://schemas.microsoft.com/office/drawing/2016/5/13/chartex" xmlns:cx8="http://schemas.microsoft.com/office/drawing/2016/5/14/chartex" xmlns:mc="http://schemas.openxmlformats.org/markup-compatibility/2006" xmlns:aink="http://schemas.microsoft.com/office/drawing/2016/ink" xmlns:am3d="http://schemas.microsoft.com/office/drawing/2017/model3d" xmlns:o="urn:schemas-microsoft-com:office:office" xmlns:oel="http://schemas.microsoft.com/office/2019/extlst" xmlns:r="http://schemas.openxmlformats.org/officeDocument/2006/relationships" xmlns:m="http://schemas.openxmlformats.org/officeDocument/2006/math" xmlns:v="urn:schemas-microsoft-com:vml" xmlns:wp14="http://schemas.microsoft.com/office/word/2010/wordprocessingDrawing" xmlns:wp="http://schemas.openxmlformats.org/drawingml/2006/wordprocessingDrawing" xmlns:w10="urn:schemas-microsoft-com:office:word" xmlns:w="http://schemas.openxmlformats.org/wordprocessingml/2006/main" xmlns:w14="http://schemas.microsoft.com/office/word/2010/wordml" xmlns:w15="http://schemas.microsoft.com/office/word/2012/wordml" xmlns:w16cei="http://schemas.microsoft.com/office/word/2026/wordml/cei" xmlns:w16cex="http://schemas.microsoft.com/office/word/2018/wordml/cex" xmlns:w16cid="http://schemas.microsoft.com/office/word/2016/wordml/cid" xmlns:w16="http://schemas.microsoft.com/office/word/2018/wordml" xmlns:w16du="http://schemas.microsoft.com/office/word/2023/wordml/word16du" xmlns:w16sdtdh="http://schemas.microsoft.com/office/word/2020/wordml/sdtdatahash" xmlns:w16sdtfl="http://schemas.microsoft.com/office/word/2024/wordml/sdtformatlock" xmlns:w16se="http://schemas.microsoft.com/office/word/2015/wordml/symex" xmlns:wpg="http://schemas.microsoft.com/office/word/2010/wordprocessingGroup" xmlns:wpi="http://schemas.microsoft.com/office/word/2010/wordprocessingInk" xmlns:wne="http://schemas.microsoft.com/office/word/2006/wordml" xmlns:wps="http://schemas.microsoft.com/office/word/2010/wordprocessingShape" mc:Ignorable="w14 w15 w16se w16cid w16 w16cex w16sdtdh w16sdtfl w16du wp14">
+<w:endnotes xmlns:wpc="http://schemas.microsoft.com/office/word/2010/wordprocessingCanvas" xmlns:cx="http://schemas.microsoft.com/office/drawing/2014/chartex" xmlns:cx1="http://schemas.microsoft.com/office/drawing/2015/9/8/chartex" xmlns:cx2="http://schemas.microsoft.com/office/drawing/2015/10/21/chartex" xmlns:cx3="http://schemas.microsoft.com/office/drawing/2016/5/9/chartex" xmlns:cx4="http://schemas.microsoft.com/office/drawing/2016/5/10/chartex" xmlns:cx5="http://schemas.microsoft.com/office/drawing/2016/5/11/chartex" xmlns:cx6="http://schemas.microsoft.com/office/drawing/2016/5/12/chartex" xmlns:cx7="http://schemas.microsoft.com/office/drawing/2016/5/13/chartex" xmlns:cx8="http://schemas.microsoft.com/office/drawing/2016/5/14/chartex" xmlns:mc="http://schemas.openxmlformats.org/markup-compatibility/2006" xmlns:aink="http://schemas.microsoft.com/office/drawing/2016/ink" xmlns:am3d="http://schemas.microsoft.com/office/drawing/2017/model3d" xmlns:o="urn:schemas-microsoft-com:office:office" xmlns:oel="http://schemas.microsoft.com/office/2019/extlst" xmlns:r="http://schemas.openxmlformats.org/officeDocument/2006/relationships" xmlns:m="http://schemas.openxmlformats.org/officeDocument/2006/math" xmlns:v="urn:schemas-microsoft-com:vml" xmlns:wp14="http://schemas.microsoft.com/office/word/2010/wordprocessingDrawing" xmlns:wp="http://schemas.openxmlformats.org/drawingml/2006/wordprocessingDrawing" xmlns:w10="urn:schemas-microsoft-com:office:word" xmlns:w="http://schemas.openxmlformats.org/wordprocessingml/2006/main" xmlns:w14="http://schemas.microsoft.com/office/word/2010/wordml" xmlns:w15="http://schemas.microsoft.com/office/word/2012/wordml" xmlns:w16cex="http://schemas.microsoft.com/office/word/2018/wordml/cex" xmlns:w16cid="http://schemas.microsoft.com/office/word/2016/wordml/cid" xmlns:w16="http://schemas.microsoft.com/office/word/2018/wordml" xmlns:w16du="http://schemas.microsoft.com/office/word/2023/wordml/word16du" xmlns:w16sdtdh="http://schemas.microsoft.com/office/word/2020/wordml/sdtdatahash" xmlns:w16sdtfl="http://schemas.microsoft.com/office/word/2024/wordml/sdtformatlock" xmlns:w16se="http://schemas.microsoft.com/office/word/2015/wordml/symex" xmlns:wpg="http://schemas.microsoft.com/office/word/2010/wordprocessingGroup" xmlns:wpi="http://schemas.microsoft.com/office/word/2010/wordprocessingInk" xmlns:wne="http://schemas.microsoft.com/office/word/2006/wordml" xmlns:wps="http://schemas.microsoft.com/office/word/2010/wordprocessingShape" mc:Ignorable="w14 w15 w16se w16cid w16 w16cex w16sdtdh w16sdtfl w16du wp14">
   <w:endnote w:type="separator" w:id="-1">
     <w:p>
       <w:pPr>
@@ -3459,7 +4166,7 @@
 </file>
 
 <file path=word/footer1.xml><?xml version="1.0" encoding="utf-8"?>
-<w:ftr xmlns:wpc="http://schemas.microsoft.com/office/word/2010/wordprocessingCanvas" xmlns:cx="http://schemas.microsoft.com/office/drawing/2014/chartex" xmlns:cx1="http://schemas.microsoft.com/office/drawing/2015/9/8/chartex" xmlns:cx2="http://schemas.microsoft.com/office/drawing/2015/10/21/chartex" xmlns:cx3="http://schemas.microsoft.com/office/drawing/2016/5/9/chartex" xmlns:cx4="http://schemas.microsoft.com/office/drawing/2016/5/10/chartex" xmlns:cx5="http://schemas.microsoft.com/office/drawing/2016/5/11/chartex" xmlns:cx6="http://schemas.microsoft.com/office/drawing/2016/5/12/chartex" xmlns:cx7="http://schemas.microsoft.com/office/drawing/2016/5/13/chartex" xmlns:cx8="http://schemas.microsoft.com/office/drawing/2016/5/14/chartex" xmlns:mc="http://schemas.openxmlformats.org/markup-compatibility/2006" xmlns:aink="http://schemas.microsoft.com/office/drawing/2016/ink" xmlns:am3d="http://schemas.microsoft.com/office/drawing/2017/model3d" xmlns:o="urn:schemas-microsoft-com:office:office" xmlns:oel="http://schemas.microsoft.com/office/2019/extlst" xmlns:r="http://schemas.openxmlformats.org/officeDocument/2006/relationships" xmlns:m="http://schemas.openxmlformats.org/officeDocument/2006/math" xmlns:v="urn:schemas-microsoft-com:vml" xmlns:wp14="http://schemas.microsoft.com/office/word/2010/wordprocessingDrawing" xmlns:wp="http://schemas.openxmlformats.org/drawingml/2006/wordprocessingDrawing" xmlns:w10="urn:schemas-microsoft-com:office:word" xmlns:w="http://schemas.openxmlformats.org/wordprocessingml/2006/main" xmlns:w14="http://schemas.microsoft.com/office/word/2010/wordml" xmlns:w15="http://schemas.microsoft.com/office/word/2012/wordml" xmlns:w16cei="http://schemas.microsoft.com/office/word/2026/wordml/cei" xmlns:w16cex="http://schemas.microsoft.com/office/word/2018/wordml/cex" xmlns:w16cid="http://schemas.microsoft.com/office/word/2016/wordml/cid" xmlns:w16="http://schemas.microsoft.com/office/word/2018/wordml" xmlns:w16du="http://schemas.microsoft.com/office/word/2023/wordml/word16du" xmlns:w16sdtdh="http://schemas.microsoft.com/office/word/2020/wordml/sdtdatahash" xmlns:w16sdtfl="http://schemas.microsoft.com/office/word/2024/wordml/sdtformatlock" xmlns:w16se="http://schemas.microsoft.com/office/word/2015/wordml/symex" xmlns:wpg="http://schemas.microsoft.com/office/word/2010/wordprocessingGroup" xmlns:wpi="http://schemas.microsoft.com/office/word/2010/wordprocessingInk" xmlns:wne="http://schemas.microsoft.com/office/word/2006/wordml" xmlns:wps="http://schemas.microsoft.com/office/word/2010/wordprocessingShape" mc:Ignorable="w14 w15 w16se w16cid w16 w16cex w16sdtdh w16sdtfl w16du wp14">
+<w:ftr xmlns:wpc="http://schemas.microsoft.com/office/word/2010/wordprocessingCanvas" xmlns:cx="http://schemas.microsoft.com/office/drawing/2014/chartex" xmlns:cx1="http://schemas.microsoft.com/office/drawing/2015/9/8/chartex" xmlns:cx2="http://schemas.microsoft.com/office/drawing/2015/10/21/chartex" xmlns:cx3="http://schemas.microsoft.com/office/drawing/2016/5/9/chartex" xmlns:cx4="http://schemas.microsoft.com/office/drawing/2016/5/10/chartex" xmlns:cx5="http://schemas.microsoft.com/office/drawing/2016/5/11/chartex" xmlns:cx6="http://schemas.microsoft.com/office/drawing/2016/5/12/chartex" xmlns:cx7="http://schemas.microsoft.com/office/drawing/2016/5/13/chartex" xmlns:cx8="http://schemas.microsoft.com/office/drawing/2016/5/14/chartex" xmlns:mc="http://schemas.openxmlformats.org/markup-compatibility/2006" xmlns:aink="http://schemas.microsoft.com/office/drawing/2016/ink" xmlns:am3d="http://schemas.microsoft.com/office/drawing/2017/model3d" xmlns:o="urn:schemas-microsoft-com:office:office" xmlns:oel="http://schemas.microsoft.com/office/2019/extlst" xmlns:r="http://schemas.openxmlformats.org/officeDocument/2006/relationships" xmlns:m="http://schemas.openxmlformats.org/officeDocument/2006/math" xmlns:v="urn:schemas-microsoft-com:vml" xmlns:wp14="http://schemas.microsoft.com/office/word/2010/wordprocessingDrawing" xmlns:wp="http://schemas.openxmlformats.org/drawingml/2006/wordprocessingDrawing" xmlns:w10="urn:schemas-microsoft-com:office:word" xmlns:w="http://schemas.openxmlformats.org/wordprocessingml/2006/main" xmlns:w14="http://schemas.microsoft.com/office/word/2010/wordml" xmlns:w15="http://schemas.microsoft.com/office/word/2012/wordml" xmlns:w16cex="http://schemas.microsoft.com/office/word/2018/wordml/cex" xmlns:w16cid="http://schemas.microsoft.com/office/word/2016/wordml/cid" xmlns:w16="http://schemas.microsoft.com/office/word/2018/wordml" xmlns:w16du="http://schemas.microsoft.com/office/word/2023/wordml/word16du" xmlns:w16sdtdh="http://schemas.microsoft.com/office/word/2020/wordml/sdtdatahash" xmlns:w16sdtfl="http://schemas.microsoft.com/office/word/2024/wordml/sdtformatlock" xmlns:w16se="http://schemas.microsoft.com/office/word/2015/wordml/symex" xmlns:wpg="http://schemas.microsoft.com/office/word/2010/wordprocessingGroup" xmlns:wpi="http://schemas.microsoft.com/office/word/2010/wordprocessingInk" xmlns:wne="http://schemas.microsoft.com/office/word/2006/wordml" xmlns:wps="http://schemas.microsoft.com/office/word/2010/wordprocessingShape" mc:Ignorable="w14 w15 w16se w16cid w16 w16cex w16sdtdh w16sdtfl w16du wp14">
   <w:p>
     <w:pPr>
       <w:pStyle w:val="Piedepgina"/>
@@ -3556,7 +4263,7 @@
 </file>
 
 <file path=word/footnotes.xml><?xml version="1.0" encoding="utf-8"?>
-<w:footnotes xmlns:wpc="http://schemas.microsoft.com/office/word/2010/wordprocessingCanvas" xmlns:cx="http://schemas.microsoft.com/office/drawing/2014/chartex" xmlns:cx1="http://schemas.microsoft.com/office/drawing/2015/9/8/chartex" xmlns:cx2="http://schemas.microsoft.com/office/drawing/2015/10/21/chartex" xmlns:cx3="http://schemas.microsoft.com/office/drawing/2016/5/9/chartex" xmlns:cx4="http://schemas.microsoft.com/office/drawing/2016/5/10/chartex" xmlns:cx5="http://schemas.microsoft.com/office/drawing/2016/5/11/chartex" xmlns:cx6="http://schemas.microsoft.com/office/drawing/2016/5/12/chartex" xmlns:cx7="http://schemas.microsoft.com/office/drawing/2016/5/13/chartex" xmlns:cx8="http://schemas.microsoft.com/office/drawing/2016/5/14/chartex" xmlns:mc="http://schemas.openxmlformats.org/markup-compatibility/2006" xmlns:aink="http://schemas.microsoft.com/office/drawing/2016/ink" xmlns:am3d="http://schemas.microsoft.com/office/drawing/2017/model3d" xmlns:o="urn:schemas-microsoft-com:office:office" xmlns:oel="http://schemas.microsoft.com/office/2019/extlst" xmlns:r="http://schemas.openxmlformats.org/officeDocument/2006/relationships" xmlns:m="http://schemas.openxmlformats.org/officeDocument/2006/math" xmlns:v="urn:schemas-microsoft-com:vml" xmlns:wp14="http://schemas.microsoft.com/office/word/2010/wordprocessingDrawing" xmlns:wp="http://schemas.openxmlformats.org/drawingml/2006/wordprocessingDrawing" xmlns:w10="urn:schemas-microsoft-com:office:word" xmlns:w="http://schemas.openxmlformats.org/wordprocessingml/2006/main" xmlns:w14="http://schemas.microsoft.com/office/word/2010/wordml" xmlns:w15="http://schemas.microsoft.com/office/word/2012/wordml" xmlns:w16cei="http://schemas.microsoft.com/office/word/2026/wordml/cei" xmlns:w16cex="http://schemas.microsoft.com/office/word/2018/wordml/cex" xmlns:w16cid="http://schemas.microsoft.com/office/word/2016/wordml/cid" xmlns:w16="http://schemas.microsoft.com/office/word/2018/wordml" xmlns:w16du="http://schemas.microsoft.com/office/word/2023/wordml/word16du" xmlns:w16sdtdh="http://schemas.microsoft.com/office/word/2020/wordml/sdtdatahash" xmlns:w16sdtfl="http://schemas.microsoft.com/office/word/2024/wordml/sdtformatlock" xmlns:w16se="http://schemas.microsoft.com/office/word/2015/wordml/symex" xmlns:wpg="http://schemas.microsoft.com/office/word/2010/wordprocessingGroup" xmlns:wpi="http://schemas.microsoft.com/office/word/2010/wordprocessingInk" xmlns:wne="http://schemas.microsoft.com/office/word/2006/wordml" xmlns:wps="http://schemas.microsoft.com/office/word/2010/wordprocessingShape" mc:Ignorable="w14 w15 w16se w16cid w16 w16cex w16sdtdh w16sdtfl w16du wp14">
+<w:footnotes xmlns:wpc="http://schemas.microsoft.com/office/word/2010/wordprocessingCanvas" xmlns:cx="http://schemas.microsoft.com/office/drawing/2014/chartex" xmlns:cx1="http://schemas.microsoft.com/office/drawing/2015/9/8/chartex" xmlns:cx2="http://schemas.microsoft.com/office/drawing/2015/10/21/chartex" xmlns:cx3="http://schemas.microsoft.com/office/drawing/2016/5/9/chartex" xmlns:cx4="http://schemas.microsoft.com/office/drawing/2016/5/10/chartex" xmlns:cx5="http://schemas.microsoft.com/office/drawing/2016/5/11/chartex" xmlns:cx6="http://schemas.microsoft.com/office/drawing/2016/5/12/chartex" xmlns:cx7="http://schemas.microsoft.com/office/drawing/2016/5/13/chartex" xmlns:cx8="http://schemas.microsoft.com/office/drawing/2016/5/14/chartex" xmlns:mc="http://schemas.openxmlformats.org/markup-compatibility/2006" xmlns:aink="http://schemas.microsoft.com/office/drawing/2016/ink" xmlns:am3d="http://schemas.microsoft.com/office/drawing/2017/model3d" xmlns:o="urn:schemas-microsoft-com:office:office" xmlns:oel="http://schemas.microsoft.com/office/2019/extlst" xmlns:r="http://schemas.openxmlformats.org/officeDocument/2006/relationships" xmlns:m="http://schemas.openxmlformats.org/officeDocument/2006/math" xmlns:v="urn:schemas-microsoft-com:vml" xmlns:wp14="http://schemas.microsoft.com/office/word/2010/wordprocessingDrawing" xmlns:wp="http://schemas.openxmlformats.org/drawingml/2006/wordprocessingDrawing" xmlns:w10="urn:schemas-microsoft-com:office:word" xmlns:w="http://schemas.openxmlformats.org/wordprocessingml/2006/main" xmlns:w14="http://schemas.microsoft.com/office/word/2010/wordml" xmlns:w15="http://schemas.microsoft.com/office/word/2012/wordml" xmlns:w16cex="http://schemas.microsoft.com/office/word/2018/wordml/cex" xmlns:w16cid="http://schemas.microsoft.com/office/word/2016/wordml/cid" xmlns:w16="http://schemas.microsoft.com/office/word/2018/wordml" xmlns:w16du="http://schemas.microsoft.com/office/word/2023/wordml/word16du" xmlns:w16sdtdh="http://schemas.microsoft.com/office/word/2020/wordml/sdtdatahash" xmlns:w16sdtfl="http://schemas.microsoft.com/office/word/2024/wordml/sdtformatlock" xmlns:w16se="http://schemas.microsoft.com/office/word/2015/wordml/symex" xmlns:wpg="http://schemas.microsoft.com/office/word/2010/wordprocessingGroup" xmlns:wpi="http://schemas.microsoft.com/office/word/2010/wordprocessingInk" xmlns:wne="http://schemas.microsoft.com/office/word/2006/wordml" xmlns:wps="http://schemas.microsoft.com/office/word/2010/wordprocessingShape" mc:Ignorable="w14 w15 w16se w16cid w16 w16cex w16sdtdh w16sdtfl w16du wp14">
   <w:footnote w:type="separator" w:id="-1">
     <w:p>
       <w:pPr>
@@ -3581,7 +4288,7 @@
 </file>
 
 <file path=word/header1.xml><?xml version="1.0" encoding="utf-8"?>
-<w:hdr xmlns:wpc="http://schemas.microsoft.com/office/word/2010/wordprocessingCanvas" xmlns:cx="http://schemas.microsoft.com/office/drawing/2014/chartex" xmlns:cx1="http://schemas.microsoft.com/office/drawing/2015/9/8/chartex" xmlns:cx2="http://schemas.microsoft.com/office/drawing/2015/10/21/chartex" xmlns:cx3="http://schemas.microsoft.com/office/drawing/2016/5/9/chartex" xmlns:cx4="http://schemas.microsoft.com/office/drawing/2016/5/10/chartex" xmlns:cx5="http://schemas.microsoft.com/office/drawing/2016/5/11/chartex" xmlns:cx6="http://schemas.microsoft.com/office/drawing/2016/5/12/chartex" xmlns:cx7="http://schemas.microsoft.com/office/drawing/2016/5/13/chartex" xmlns:cx8="http://schemas.microsoft.com/office/drawing/2016/5/14/chartex" xmlns:mc="http://schemas.openxmlformats.org/markup-compatibility/2006" xmlns:aink="http://schemas.microsoft.com/office/drawing/2016/ink" xmlns:am3d="http://schemas.microsoft.com/office/drawing/2017/model3d" xmlns:o="urn:schemas-microsoft-com:office:office" xmlns:oel="http://schemas.microsoft.com/office/2019/extlst" xmlns:r="http://schemas.openxmlformats.org/officeDocument/2006/relationships" xmlns:m="http://schemas.openxmlformats.org/officeDocument/2006/math" xmlns:v="urn:schemas-microsoft-com:vml" xmlns:wp14="http://schemas.microsoft.com/office/word/2010/wordprocessingDrawing" xmlns:wp="http://schemas.openxmlformats.org/drawingml/2006/wordprocessingDrawing" xmlns:w10="urn:schemas-microsoft-com:office:word" xmlns:w="http://schemas.openxmlformats.org/wordprocessingml/2006/main" xmlns:w14="http://schemas.microsoft.com/office/word/2010/wordml" xmlns:w15="http://schemas.microsoft.com/office/word/2012/wordml" xmlns:w16cei="http://schemas.microsoft.com/office/word/2026/wordml/cei" xmlns:w16cex="http://schemas.microsoft.com/office/word/2018/wordml/cex" xmlns:w16cid="http://schemas.microsoft.com/office/word/2016/wordml/cid" xmlns:w16="http://schemas.microsoft.com/office/word/2018/wordml" xmlns:w16du="http://schemas.microsoft.com/office/word/2023/wordml/word16du" xmlns:w16sdtdh="http://schemas.microsoft.com/office/word/2020/wordml/sdtdatahash" xmlns:w16sdtfl="http://schemas.microsoft.com/office/word/2024/wordml/sdtformatlock" xmlns:w16se="http://schemas.microsoft.com/office/word/2015/wordml/symex" xmlns:wpg="http://schemas.microsoft.com/office/word/2010/wordprocessingGroup" xmlns:wpi="http://schemas.microsoft.com/office/word/2010/wordprocessingInk" xmlns:wne="http://schemas.microsoft.com/office/word/2006/wordml" xmlns:wps="http://schemas.microsoft.com/office/word/2010/wordprocessingShape" mc:Ignorable="w14 w15 w16se w16cid w16 w16cex w16sdtdh w16sdtfl w16du wp14">
+<w:hdr xmlns:wpc="http://schemas.microsoft.com/office/word/2010/wordprocessingCanvas" xmlns:cx="http://schemas.microsoft.com/office/drawing/2014/chartex" xmlns:cx1="http://schemas.microsoft.com/office/drawing/2015/9/8/chartex" xmlns:cx2="http://schemas.microsoft.com/office/drawing/2015/10/21/chartex" xmlns:cx3="http://schemas.microsoft.com/office/drawing/2016/5/9/chartex" xmlns:cx4="http://schemas.microsoft.com/office/drawing/2016/5/10/chartex" xmlns:cx5="http://schemas.microsoft.com/office/drawing/2016/5/11/chartex" xmlns:cx6="http://schemas.microsoft.com/office/drawing/2016/5/12/chartex" xmlns:cx7="http://schemas.microsoft.com/office/drawing/2016/5/13/chartex" xmlns:cx8="http://schemas.microsoft.com/office/drawing/2016/5/14/chartex" xmlns:mc="http://schemas.openxmlformats.org/markup-compatibility/2006" xmlns:aink="http://schemas.microsoft.com/office/drawing/2016/ink" xmlns:am3d="http://schemas.microsoft.com/office/drawing/2017/model3d" xmlns:o="urn:schemas-microsoft-com:office:office" xmlns:oel="http://schemas.microsoft.com/office/2019/extlst" xmlns:r="http://schemas.openxmlformats.org/officeDocument/2006/relationships" xmlns:m="http://schemas.openxmlformats.org/officeDocument/2006/math" xmlns:v="urn:schemas-microsoft-com:vml" xmlns:wp14="http://schemas.microsoft.com/office/word/2010/wordprocessingDrawing" xmlns:wp="http://schemas.openxmlformats.org/drawingml/2006/wordprocessingDrawing" xmlns:w10="urn:schemas-microsoft-com:office:word" xmlns:w="http://schemas.openxmlformats.org/wordprocessingml/2006/main" xmlns:w14="http://schemas.microsoft.com/office/word/2010/wordml" xmlns:w15="http://schemas.microsoft.com/office/word/2012/wordml" xmlns:w16cex="http://schemas.microsoft.com/office/word/2018/wordml/cex" xmlns:w16cid="http://schemas.microsoft.com/office/word/2016/wordml/cid" xmlns:w16="http://schemas.microsoft.com/office/word/2018/wordml" xmlns:w16du="http://schemas.microsoft.com/office/word/2023/wordml/word16du" xmlns:w16sdtdh="http://schemas.microsoft.com/office/word/2020/wordml/sdtdatahash" xmlns:w16sdtfl="http://schemas.microsoft.com/office/word/2024/wordml/sdtformatlock" xmlns:w16se="http://schemas.microsoft.com/office/word/2015/wordml/symex" xmlns:wpg="http://schemas.microsoft.com/office/word/2010/wordprocessingGroup" xmlns:wpi="http://schemas.microsoft.com/office/word/2010/wordprocessingInk" xmlns:wne="http://schemas.microsoft.com/office/word/2006/wordml" xmlns:wps="http://schemas.microsoft.com/office/word/2010/wordprocessingShape" mc:Ignorable="w14 w15 w16se w16cid w16 w16cex w16sdtdh w16sdtfl w16du wp14">
   <w:tbl>
     <w:tblPr>
       <w:tblW w:w="9014" w:type="dxa"/>
@@ -3715,7 +4422,7 @@
 </file>
 
 <file path=word/numbering.xml><?xml version="1.0" encoding="utf-8"?>
-<w:numbering xmlns:wpc="http://schemas.microsoft.com/office/word/2010/wordprocessingCanvas" xmlns:cx="http://schemas.microsoft.com/office/drawing/2014/chartex" xmlns:cx1="http://schemas.microsoft.com/office/drawing/2015/9/8/chartex" xmlns:cx2="http://schemas.microsoft.com/office/drawing/2015/10/21/chartex" xmlns:cx3="http://schemas.microsoft.com/office/drawing/2016/5/9/chartex" xmlns:cx4="http://schemas.microsoft.com/office/drawing/2016/5/10/chartex" xmlns:cx5="http://schemas.microsoft.com/office/drawing/2016/5/11/chartex" xmlns:cx6="http://schemas.microsoft.com/office/drawing/2016/5/12/chartex" xmlns:cx7="http://schemas.microsoft.com/office/drawing/2016/5/13/chartex" xmlns:cx8="http://schemas.microsoft.com/office/drawing/2016/5/14/chartex" xmlns:mc="http://schemas.openxmlformats.org/markup-compatibility/2006" xmlns:aink="http://schemas.microsoft.com/office/drawing/2016/ink" xmlns:am3d="http://schemas.microsoft.com/office/drawing/2017/model3d" xmlns:o="urn:schemas-microsoft-com:office:office" xmlns:oel="http://schemas.microsoft.com/office/2019/extlst" xmlns:r="http://schemas.openxmlformats.org/officeDocument/2006/relationships" xmlns:m="http://schemas.openxmlformats.org/officeDocument/2006/math" xmlns:v="urn:schemas-microsoft-com:vml" xmlns:wp14="http://schemas.microsoft.com/office/word/2010/wordprocessingDrawing" xmlns:wp="http://schemas.openxmlformats.org/drawingml/2006/wordprocessingDrawing" xmlns:w10="urn:schemas-microsoft-com:office:word" xmlns:w="http://schemas.openxmlformats.org/wordprocessingml/2006/main" xmlns:w14="http://schemas.microsoft.com/office/word/2010/wordml" xmlns:w15="http://schemas.microsoft.com/office/word/2012/wordml" xmlns:w16cei="http://schemas.microsoft.com/office/word/2026/wordml/cei" xmlns:w16cex="http://schemas.microsoft.com/office/word/2018/wordml/cex" xmlns:w16cid="http://schemas.microsoft.com/office/word/2016/wordml/cid" xmlns:w16="http://schemas.microsoft.com/office/word/2018/wordml" xmlns:w16du="http://schemas.microsoft.com/office/word/2023/wordml/word16du" xmlns:w16sdtdh="http://schemas.microsoft.com/office/word/2020/wordml/sdtdatahash" xmlns:w16sdtfl="http://schemas.microsoft.com/office/word/2024/wordml/sdtformatlock" xmlns:w16se="http://schemas.microsoft.com/office/word/2015/wordml/symex" xmlns:wpg="http://schemas.microsoft.com/office/word/2010/wordprocessingGroup" xmlns:wpi="http://schemas.microsoft.com/office/word/2010/wordprocessingInk" xmlns:wne="http://schemas.microsoft.com/office/word/2006/wordml" xmlns:wps="http://schemas.microsoft.com/office/word/2010/wordprocessingShape" mc:Ignorable="w14 w15 w16se w16cid w16 w16cex w16sdtdh w16sdtfl w16du wp14">
+<w:numbering xmlns:wpc="http://schemas.microsoft.com/office/word/2010/wordprocessingCanvas" xmlns:cx="http://schemas.microsoft.com/office/drawing/2014/chartex" xmlns:cx1="http://schemas.microsoft.com/office/drawing/2015/9/8/chartex" xmlns:cx2="http://schemas.microsoft.com/office/drawing/2015/10/21/chartex" xmlns:cx3="http://schemas.microsoft.com/office/drawing/2016/5/9/chartex" xmlns:cx4="http://schemas.microsoft.com/office/drawing/2016/5/10/chartex" xmlns:cx5="http://schemas.microsoft.com/office/drawing/2016/5/11/chartex" xmlns:cx6="http://schemas.microsoft.com/office/drawing/2016/5/12/chartex" xmlns:cx7="http://schemas.microsoft.com/office/drawing/2016/5/13/chartex" xmlns:cx8="http://schemas.microsoft.com/office/drawing/2016/5/14/chartex" xmlns:mc="http://schemas.openxmlformats.org/markup-compatibility/2006" xmlns:aink="http://schemas.microsoft.com/office/drawing/2016/ink" xmlns:am3d="http://schemas.microsoft.com/office/drawing/2017/model3d" xmlns:o="urn:schemas-microsoft-com:office:office" xmlns:oel="http://schemas.microsoft.com/office/2019/extlst" xmlns:r="http://schemas.openxmlformats.org/officeDocument/2006/relationships" xmlns:m="http://schemas.openxmlformats.org/officeDocument/2006/math" xmlns:v="urn:schemas-microsoft-com:vml" xmlns:wp14="http://schemas.microsoft.com/office/word/2010/wordprocessingDrawing" xmlns:wp="http://schemas.openxmlformats.org/drawingml/2006/wordprocessingDrawing" xmlns:w10="urn:schemas-microsoft-com:office:word" xmlns:w="http://schemas.openxmlformats.org/wordprocessingml/2006/main" xmlns:w14="http://schemas.microsoft.com/office/word/2010/wordml" xmlns:w15="http://schemas.microsoft.com/office/word/2012/wordml" xmlns:w16cex="http://schemas.microsoft.com/office/word/2018/wordml/cex" xmlns:w16cid="http://schemas.microsoft.com/office/word/2016/wordml/cid" xmlns:w16="http://schemas.microsoft.com/office/word/2018/wordml" xmlns:w16du="http://schemas.microsoft.com/office/word/2023/wordml/word16du" xmlns:w16sdtdh="http://schemas.microsoft.com/office/word/2020/wordml/sdtdatahash" xmlns:w16sdtfl="http://schemas.microsoft.com/office/word/2024/wordml/sdtformatlock" xmlns:w16se="http://schemas.microsoft.com/office/word/2015/wordml/symex" xmlns:wpg="http://schemas.microsoft.com/office/word/2010/wordprocessingGroup" xmlns:wpi="http://schemas.microsoft.com/office/word/2010/wordprocessingInk" xmlns:wne="http://schemas.microsoft.com/office/word/2006/wordml" xmlns:wps="http://schemas.microsoft.com/office/word/2010/wordprocessingShape" mc:Ignorable="w14 w15 w16se w16cid w16 w16cex w16sdtdh w16sdtfl w16du wp14">
   <w:abstractNum w:abstractNumId="0" w15:restartNumberingAfterBreak="0">
     <w:nsid w:val="FFFFFF7C"/>
     <w:multiLevelType w:val="singleLevel"/>
@@ -4528,6 +5235,7 @@
   <w:style w:type="character" w:default="1" w:styleId="Fuentedeprrafopredeter">
     <w:name w:val="Default Paragraph Font"/>
     <w:uiPriority w:val="1"/>
+    <w:semiHidden/>
     <w:unhideWhenUsed/>
   </w:style>
   <w:style w:type="table" w:default="1" w:styleId="Tablanormal">
